--- a/Lab Experiments.docx
+++ b/Lab Experiments.docx
@@ -21,63 +21,57 @@
           <w:sz w:val="32"/>
           <w:szCs w:val="32"/>
         </w:rPr>
-        <w:t>ITA0408</w:t>
-      </w:r>
-      <w:r>
-        <w:rPr>
-          <w:rFonts w:ascii="Times New Roman" w:hAnsi="Times New Roman" w:cs="Times New Roman"/>
-          <w:b/>
-          <w:bCs/>
-          <w:sz w:val="32"/>
-          <w:szCs w:val="32"/>
-        </w:rPr>
-        <w:t xml:space="preserve"> - </w:t>
-      </w:r>
-      <w:r>
-        <w:rPr>
-          <w:rFonts w:ascii="Times New Roman" w:hAnsi="Times New Roman" w:cs="Times New Roman"/>
-          <w:b/>
-          <w:bCs/>
-          <w:sz w:val="32"/>
-          <w:szCs w:val="32"/>
-        </w:rPr>
-        <w:t>Statistics with R Programming</w:t>
-      </w:r>
-    </w:p>
-    <w:p>
-      <w:pPr>
-        <w:jc w:val="right"/>
-        <w:rPr>
-          <w:rFonts w:ascii="Times New Roman" w:hAnsi="Times New Roman" w:cs="Times New Roman"/>
-          <w:b/>
-          <w:bCs/>
-        </w:rPr>
-      </w:pPr>
-      <w:r>
-        <w:rPr>
-          <w:rFonts w:ascii="Times New Roman" w:hAnsi="Times New Roman" w:cs="Times New Roman"/>
-          <w:b/>
-          <w:bCs/>
-        </w:rPr>
-        <w:t>-Pravin R</w:t>
-      </w:r>
-    </w:p>
-    <w:p>
-      <w:pPr>
-        <w:jc w:val="right"/>
-        <w:rPr>
-          <w:rFonts w:ascii="Times New Roman" w:hAnsi="Times New Roman" w:cs="Times New Roman"/>
-          <w:b/>
-          <w:bCs/>
-        </w:rPr>
-      </w:pPr>
-      <w:r>
-        <w:rPr>
-          <w:rFonts w:ascii="Times New Roman" w:hAnsi="Times New Roman" w:cs="Times New Roman"/>
-          <w:b/>
-          <w:bCs/>
-        </w:rPr>
-        <w:t xml:space="preserve">   192421292</w:t>
+        <w:t>ITA0408 - Statistics with R Programming</w:t>
+      </w:r>
+    </w:p>
+    <w:p>
+      <w:pPr>
+        <w:rPr>
+          <w:rFonts w:ascii="Times New Roman" w:hAnsi="Times New Roman" w:cs="Times New Roman"/>
+          <w:b/>
+          <w:bCs/>
+        </w:rPr>
+      </w:pPr>
+      <w:r>
+        <w:rPr>
+          <w:rFonts w:ascii="Times New Roman" w:hAnsi="Times New Roman" w:cs="Times New Roman"/>
+          <w:b/>
+          <w:bCs/>
+        </w:rPr>
+        <w:t xml:space="preserve">Name : </w:t>
+      </w:r>
+      <w:r>
+        <w:rPr>
+          <w:rFonts w:ascii="Times New Roman" w:hAnsi="Times New Roman" w:cs="Times New Roman"/>
+          <w:b/>
+          <w:bCs/>
+        </w:rPr>
+        <w:t>Pravin R</w:t>
+      </w:r>
+    </w:p>
+    <w:p>
+      <w:pPr>
+        <w:rPr>
+          <w:rFonts w:ascii="Times New Roman" w:hAnsi="Times New Roman" w:cs="Times New Roman"/>
+          <w:b/>
+          <w:bCs/>
+        </w:rPr>
+      </w:pPr>
+      <w:r>
+        <w:rPr>
+          <w:rFonts w:ascii="Times New Roman" w:hAnsi="Times New Roman" w:cs="Times New Roman"/>
+          <w:b/>
+          <w:bCs/>
+        </w:rPr>
+        <w:t xml:space="preserve">Reg. No : </w:t>
+      </w:r>
+      <w:r>
+        <w:rPr>
+          <w:rFonts w:ascii="Times New Roman" w:hAnsi="Times New Roman" w:cs="Times New Roman"/>
+          <w:b/>
+          <w:bCs/>
+        </w:rPr>
+        <w:t>192421292</w:t>
       </w:r>
     </w:p>
     <w:p>
@@ -178,25 +172,23 @@
           <w:b/>
           <w:bCs/>
         </w:rPr>
-        <w:t xml:space="preserve">2. Create </w:t>
-      </w:r>
-      <w:proofErr w:type="spellStart"/>
-      <w:r>
-        <w:rPr>
-          <w:rFonts w:ascii="Times New Roman" w:hAnsi="Times New Roman" w:cs="Times New Roman"/>
-          <w:b/>
-          <w:bCs/>
-        </w:rPr>
-        <w:t>labeled</w:t>
-      </w:r>
-      <w:proofErr w:type="spellEnd"/>
-      <w:r>
-        <w:rPr>
-          <w:rFonts w:ascii="Times New Roman" w:hAnsi="Times New Roman" w:cs="Times New Roman"/>
-          <w:b/>
-          <w:bCs/>
-        </w:rPr>
-        <w:t xml:space="preserve"> matrices (5×4, 3×3, 2×2) filled by row/column.</w:t>
+        <w:t>2. Create label</w:t>
+      </w:r>
+      <w:r>
+        <w:rPr>
+          <w:rFonts w:ascii="Times New Roman" w:hAnsi="Times New Roman" w:cs="Times New Roman"/>
+          <w:b/>
+          <w:bCs/>
+        </w:rPr>
+        <w:t>l</w:t>
+      </w:r>
+      <w:r>
+        <w:rPr>
+          <w:rFonts w:ascii="Times New Roman" w:hAnsi="Times New Roman" w:cs="Times New Roman"/>
+          <w:b/>
+          <w:bCs/>
+        </w:rPr>
+        <w:t>ed matrices (5×4, 3×3, 2×2) filled by row/column.</w:t>
       </w:r>
     </w:p>
     <w:p>
@@ -604,6 +596,332 @@
                     <a:ln>
                       <a:noFill/>
                     </a:ln>
+                  </pic:spPr>
+                </pic:pic>
+              </a:graphicData>
+            </a:graphic>
+          </wp:inline>
+        </w:drawing>
+      </w:r>
+    </w:p>
+    <w:p>
+      <w:pPr>
+        <w:rPr>
+          <w:rFonts w:ascii="Times New Roman" w:hAnsi="Times New Roman" w:cs="Times New Roman"/>
+          <w:b/>
+          <w:bCs/>
+        </w:rPr>
+      </w:pPr>
+      <w:r>
+        <w:rPr>
+          <w:rFonts w:ascii="Times New Roman" w:hAnsi="Times New Roman" w:cs="Times New Roman"/>
+          <w:b/>
+          <w:bCs/>
+        </w:rPr>
+        <w:lastRenderedPageBreak/>
+        <w:t xml:space="preserve">7.Write R programs for basic tasks: Factors of a number, generate a vector of 10random integers between -50 and 50, print numbers 1–100 with </w:t>
+      </w:r>
+      <w:proofErr w:type="spellStart"/>
+      <w:r>
+        <w:rPr>
+          <w:rFonts w:ascii="Times New Roman" w:hAnsi="Times New Roman" w:cs="Times New Roman"/>
+          <w:b/>
+          <w:bCs/>
+        </w:rPr>
+        <w:t>FizzBuzzlogic</w:t>
+      </w:r>
+      <w:proofErr w:type="spellEnd"/>
+      <w:r>
+        <w:rPr>
+          <w:rFonts w:ascii="Times New Roman" w:hAnsi="Times New Roman" w:cs="Times New Roman"/>
+          <w:b/>
+          <w:bCs/>
+        </w:rPr>
+        <w:t>.</w:t>
+      </w:r>
+    </w:p>
+    <w:p>
+      <w:pPr>
+        <w:rPr>
+          <w:rFonts w:ascii="Times New Roman" w:hAnsi="Times New Roman" w:cs="Times New Roman"/>
+          <w:b/>
+          <w:bCs/>
+        </w:rPr>
+      </w:pPr>
+      <w:r>
+        <w:rPr>
+          <w:rFonts w:ascii="Times New Roman" w:hAnsi="Times New Roman" w:cs="Times New Roman"/>
+          <w:b/>
+          <w:bCs/>
+        </w:rPr>
+        <w:drawing>
+          <wp:inline distT="0" distB="0" distL="0" distR="0" wp14:anchorId="68F6FD35" wp14:editId="0FE55D01">
+            <wp:extent cx="5731510" cy="3013710"/>
+            <wp:effectExtent l="0" t="0" r="2540" b="0"/>
+            <wp:docPr id="129415109" name="Picture 1"/>
+            <wp:cNvGraphicFramePr>
+              <a:graphicFrameLocks xmlns:a="http://schemas.openxmlformats.org/drawingml/2006/main" noChangeAspect="1"/>
+            </wp:cNvGraphicFramePr>
+            <a:graphic xmlns:a="http://schemas.openxmlformats.org/drawingml/2006/main">
+              <a:graphicData uri="http://schemas.openxmlformats.org/drawingml/2006/picture">
+                <pic:pic xmlns:pic="http://schemas.openxmlformats.org/drawingml/2006/picture">
+                  <pic:nvPicPr>
+                    <pic:cNvPr id="129415109" name=""/>
+                    <pic:cNvPicPr/>
+                  </pic:nvPicPr>
+                  <pic:blipFill>
+                    <a:blip r:embed="rId10"/>
+                    <a:stretch>
+                      <a:fillRect/>
+                    </a:stretch>
+                  </pic:blipFill>
+                  <pic:spPr>
+                    <a:xfrm>
+                      <a:off x="0" y="0"/>
+                      <a:ext cx="5731510" cy="3013710"/>
+                    </a:xfrm>
+                    <a:prstGeom prst="rect">
+                      <a:avLst/>
+                    </a:prstGeom>
+                  </pic:spPr>
+                </pic:pic>
+              </a:graphicData>
+            </a:graphic>
+          </wp:inline>
+        </w:drawing>
+      </w:r>
+    </w:p>
+    <w:p>
+      <w:pPr>
+        <w:rPr>
+          <w:rFonts w:ascii="Times New Roman" w:hAnsi="Times New Roman" w:cs="Times New Roman"/>
+          <w:b/>
+          <w:bCs/>
+        </w:rPr>
+      </w:pPr>
+      <w:r>
+        <w:rPr>
+          <w:rFonts w:ascii="Times New Roman" w:hAnsi="Times New Roman" w:cs="Times New Roman"/>
+          <w:b/>
+          <w:bCs/>
+        </w:rPr>
+        <w:t>8. Generate random numbers from a normal distribution; count occurrences.</w:t>
+      </w:r>
+    </w:p>
+    <w:p>
+      <w:pPr>
+        <w:rPr>
+          <w:rFonts w:ascii="Times New Roman" w:hAnsi="Times New Roman" w:cs="Times New Roman"/>
+          <w:b/>
+          <w:bCs/>
+        </w:rPr>
+      </w:pPr>
+      <w:r>
+        <w:rPr>
+          <w:rFonts w:ascii="Times New Roman" w:hAnsi="Times New Roman" w:cs="Times New Roman"/>
+          <w:b/>
+          <w:bCs/>
+        </w:rPr>
+        <w:drawing>
+          <wp:inline distT="0" distB="0" distL="0" distR="0" wp14:anchorId="68D6D294" wp14:editId="77333CC3">
+            <wp:extent cx="5731510" cy="1146175"/>
+            <wp:effectExtent l="0" t="0" r="2540" b="0"/>
+            <wp:docPr id="1734998733" name="Picture 1"/>
+            <wp:cNvGraphicFramePr>
+              <a:graphicFrameLocks xmlns:a="http://schemas.openxmlformats.org/drawingml/2006/main" noChangeAspect="1"/>
+            </wp:cNvGraphicFramePr>
+            <a:graphic xmlns:a="http://schemas.openxmlformats.org/drawingml/2006/main">
+              <a:graphicData uri="http://schemas.openxmlformats.org/drawingml/2006/picture">
+                <pic:pic xmlns:pic="http://schemas.openxmlformats.org/drawingml/2006/picture">
+                  <pic:nvPicPr>
+                    <pic:cNvPr id="1734998733" name=""/>
+                    <pic:cNvPicPr/>
+                  </pic:nvPicPr>
+                  <pic:blipFill>
+                    <a:blip r:embed="rId11"/>
+                    <a:stretch>
+                      <a:fillRect/>
+                    </a:stretch>
+                  </pic:blipFill>
+                  <pic:spPr>
+                    <a:xfrm>
+                      <a:off x="0" y="0"/>
+                      <a:ext cx="5731510" cy="1146175"/>
+                    </a:xfrm>
+                    <a:prstGeom prst="rect">
+                      <a:avLst/>
+                    </a:prstGeom>
+                  </pic:spPr>
+                </pic:pic>
+              </a:graphicData>
+            </a:graphic>
+          </wp:inline>
+        </w:drawing>
+      </w:r>
+    </w:p>
+    <w:p>
+      <w:pPr>
+        <w:rPr>
+          <w:rFonts w:ascii="Times New Roman" w:hAnsi="Times New Roman" w:cs="Times New Roman"/>
+          <w:b/>
+          <w:bCs/>
+        </w:rPr>
+      </w:pPr>
+      <w:r>
+        <w:rPr>
+          <w:rFonts w:ascii="Times New Roman" w:hAnsi="Times New Roman" w:cs="Times New Roman"/>
+          <w:b/>
+          <w:bCs/>
+        </w:rPr>
+        <w:t>9. Create empty plots with specified axis limits.</w:t>
+      </w:r>
+    </w:p>
+    <w:p>
+      <w:pPr>
+        <w:rPr>
+          <w:rFonts w:ascii="Times New Roman" w:hAnsi="Times New Roman" w:cs="Times New Roman"/>
+          <w:b/>
+          <w:bCs/>
+        </w:rPr>
+      </w:pPr>
+      <w:r>
+        <w:rPr>
+          <w:rFonts w:ascii="Times New Roman" w:hAnsi="Times New Roman" w:cs="Times New Roman"/>
+          <w:b/>
+          <w:bCs/>
+        </w:rPr>
+        <w:drawing>
+          <wp:inline distT="0" distB="0" distL="0" distR="0" wp14:anchorId="15C0E039" wp14:editId="48A647B4">
+            <wp:extent cx="5731510" cy="2879725"/>
+            <wp:effectExtent l="0" t="0" r="2540" b="0"/>
+            <wp:docPr id="981202692" name="Picture 1"/>
+            <wp:cNvGraphicFramePr>
+              <a:graphicFrameLocks xmlns:a="http://schemas.openxmlformats.org/drawingml/2006/main" noChangeAspect="1"/>
+            </wp:cNvGraphicFramePr>
+            <a:graphic xmlns:a="http://schemas.openxmlformats.org/drawingml/2006/main">
+              <a:graphicData uri="http://schemas.openxmlformats.org/drawingml/2006/picture">
+                <pic:pic xmlns:pic="http://schemas.openxmlformats.org/drawingml/2006/picture">
+                  <pic:nvPicPr>
+                    <pic:cNvPr id="981202692" name=""/>
+                    <pic:cNvPicPr/>
+                  </pic:nvPicPr>
+                  <pic:blipFill>
+                    <a:blip r:embed="rId12"/>
+                    <a:stretch>
+                      <a:fillRect/>
+                    </a:stretch>
+                  </pic:blipFill>
+                  <pic:spPr>
+                    <a:xfrm>
+                      <a:off x="0" y="0"/>
+                      <a:ext cx="5731510" cy="2879725"/>
+                    </a:xfrm>
+                    <a:prstGeom prst="rect">
+                      <a:avLst/>
+                    </a:prstGeom>
+                  </pic:spPr>
+                </pic:pic>
+              </a:graphicData>
+            </a:graphic>
+          </wp:inline>
+        </w:drawing>
+      </w:r>
+    </w:p>
+    <w:p>
+      <w:pPr>
+        <w:rPr>
+          <w:rFonts w:ascii="Times New Roman" w:hAnsi="Times New Roman" w:cs="Times New Roman"/>
+          <w:b/>
+          <w:bCs/>
+        </w:rPr>
+      </w:pPr>
+      <w:r>
+        <w:rPr>
+          <w:rFonts w:ascii="Times New Roman" w:hAnsi="Times New Roman" w:cs="Times New Roman"/>
+          <w:b/>
+          <w:bCs/>
+        </w:rPr>
+        <w:lastRenderedPageBreak/>
+        <w:t xml:space="preserve">10. Create and explore a data frame </w:t>
+      </w:r>
+      <w:proofErr w:type="spellStart"/>
+      <w:r>
+        <w:rPr>
+          <w:rFonts w:ascii="Times New Roman" w:hAnsi="Times New Roman" w:cs="Times New Roman"/>
+          <w:b/>
+          <w:bCs/>
+        </w:rPr>
+        <w:t>exam_data</w:t>
+      </w:r>
+      <w:proofErr w:type="spellEnd"/>
+      <w:r>
+        <w:rPr>
+          <w:rFonts w:ascii="Times New Roman" w:hAnsi="Times New Roman" w:cs="Times New Roman"/>
+          <w:b/>
+          <w:bCs/>
+        </w:rPr>
+        <w:t xml:space="preserve"> with name, score, attempts, and</w:t>
+      </w:r>
+      <w:r>
+        <w:rPr>
+          <w:rFonts w:ascii="Times New Roman" w:hAnsi="Times New Roman" w:cs="Times New Roman"/>
+          <w:b/>
+          <w:bCs/>
+        </w:rPr>
+        <w:t xml:space="preserve"> </w:t>
+      </w:r>
+      <w:r>
+        <w:rPr>
+          <w:rFonts w:ascii="Times New Roman" w:hAnsi="Times New Roman" w:cs="Times New Roman"/>
+          <w:b/>
+          <w:bCs/>
+        </w:rPr>
+        <w:t>qualifying fields. Perform extract, add row/column, sort, save to file.</w:t>
+      </w:r>
+    </w:p>
+    <w:p>
+      <w:pPr>
+        <w:rPr>
+          <w:rFonts w:ascii="Times New Roman" w:hAnsi="Times New Roman" w:cs="Times New Roman"/>
+          <w:b/>
+          <w:bCs/>
+        </w:rPr>
+      </w:pPr>
+      <w:r>
+        <w:rPr>
+          <w:rFonts w:ascii="Times New Roman" w:hAnsi="Times New Roman" w:cs="Times New Roman"/>
+          <w:b/>
+          <w:bCs/>
+        </w:rPr>
+        <w:drawing>
+          <wp:inline distT="0" distB="0" distL="0" distR="0" wp14:anchorId="0A2A7605" wp14:editId="43F0ACF7">
+            <wp:extent cx="5731510" cy="2439035"/>
+            <wp:effectExtent l="0" t="0" r="2540" b="0"/>
+            <wp:docPr id="925970844" name="Picture 1"/>
+            <wp:cNvGraphicFramePr>
+              <a:graphicFrameLocks xmlns:a="http://schemas.openxmlformats.org/drawingml/2006/main" noChangeAspect="1"/>
+            </wp:cNvGraphicFramePr>
+            <a:graphic xmlns:a="http://schemas.openxmlformats.org/drawingml/2006/main">
+              <a:graphicData uri="http://schemas.openxmlformats.org/drawingml/2006/picture">
+                <pic:pic xmlns:pic="http://schemas.openxmlformats.org/drawingml/2006/picture">
+                  <pic:nvPicPr>
+                    <pic:cNvPr id="925970844" name=""/>
+                    <pic:cNvPicPr/>
+                  </pic:nvPicPr>
+                  <pic:blipFill>
+                    <a:blip r:embed="rId13"/>
+                    <a:stretch>
+                      <a:fillRect/>
+                    </a:stretch>
+                  </pic:blipFill>
+                  <pic:spPr>
+                    <a:xfrm>
+                      <a:off x="0" y="0"/>
+                      <a:ext cx="5731510" cy="2439035"/>
+                    </a:xfrm>
+                    <a:prstGeom prst="rect">
+                      <a:avLst/>
+                    </a:prstGeom>
                   </pic:spPr>
                 </pic:pic>
               </a:graphicData>
@@ -1225,7 +1543,6 @@
   <w:style w:type="character" w:default="1" w:styleId="DefaultParagraphFont">
     <w:name w:val="Default Paragraph Font"/>
     <w:uiPriority w:val="1"/>
-    <w:semiHidden/>
     <w:unhideWhenUsed/>
   </w:style>
   <w:style w:type="table" w:default="1" w:styleId="TableNormal">
